--- a/public/downloads/Antoine_Jaussoin_CV.docx
+++ b/public/downloads/Antoine_Jaussoin_CV.docx
@@ -29,7 +29,7 @@
           <w:color w:val="2B6CB3"/>
           <w:sz w:val="26"/>
         </w:rPr>
-        <w:t>Senior Full Stack Engineer</w:t>
+        <w:t>Senior Full-Stack Engineer</w:t>
       </w:r>
     </w:p>
     <w:p>
@@ -43,7 +43,7 @@
           <w:color w:val="777777"/>
           <w:sz w:val="19"/>
         </w:rPr>
-        <w:t>React - TypeScript/JavaScript - Node - .NET</w:t>
+        <w:t>React - TypeScript / JavaScript - Node.js - .NET</w:t>
       </w:r>
     </w:p>
     <w:p>
@@ -223,10 +223,16 @@
           <w:color w:val="333333"/>
           <w:sz w:val="19"/>
         </w:rPr>
-        <w:t>, a global multi-strategy hedge fund. I lead the Risk UI team, responsible for several UI platforms, including our flagship risk management platform, Risk Hub.</w:t>
-      </w:r>
-      <w:r>
-        <w:br/>
+        <w:t xml:space="preserve">, a global multi-strategy hedge fund, where I lead the Risk UI team. The team is responsible for several UI platforms, including </w:t>
+      </w:r>
+      <w:r>
+        <w:rPr>
+          <w:rFonts w:ascii="Helvetica Neue" w:hAnsi="Helvetica Neue"/>
+          <w:b/>
+          <w:color w:val="333333"/>
+          <w:sz w:val="19"/>
+        </w:rPr>
+        <w:t>Risk Hub</w:t>
       </w:r>
       <w:r>
         <w:rPr>
@@ -234,7 +240,35 @@
           <w:color w:val="333333"/>
           <w:sz w:val="19"/>
         </w:rPr>
-        <w:t xml:space="preserve">Previously, I worked at </w:t>
+        <w:t>, the firm's flagship risk management platform.</w:t>
+      </w:r>
+      <w:r>
+        <w:br/>
+      </w:r>
+      <w:r>
+        <w:rPr>
+          <w:rFonts w:ascii="Helvetica Neue" w:hAnsi="Helvetica Neue"/>
+          <w:color w:val="333333"/>
+          <w:sz w:val="19"/>
+        </w:rPr>
+        <w:t xml:space="preserve">Previously, I was </w:t>
+      </w:r>
+      <w:r>
+        <w:rPr>
+          <w:rFonts w:ascii="Helvetica Neue" w:hAnsi="Helvetica Neue"/>
+          <w:b/>
+          <w:color w:val="333333"/>
+          <w:sz w:val="19"/>
+        </w:rPr>
+        <w:t>UI Tech Lead</w:t>
+      </w:r>
+      <w:r>
+        <w:rPr>
+          <w:rFonts w:ascii="Helvetica Neue" w:hAnsi="Helvetica Neue"/>
+          <w:color w:val="333333"/>
+          <w:sz w:val="19"/>
+        </w:rPr>
+        <w:t xml:space="preserve"> at </w:t>
       </w:r>
       <w:r>
         <w:rPr>
@@ -251,24 +285,7 @@
           <w:color w:val="333333"/>
           <w:sz w:val="19"/>
         </w:rPr>
-        <w:t xml:space="preserve">, an autonomous driving company, as </w:t>
-      </w:r>
-      <w:r>
-        <w:rPr>
-          <w:rFonts w:ascii="Helvetica Neue" w:hAnsi="Helvetica Neue"/>
-          <w:b/>
-          <w:color w:val="333333"/>
-          <w:sz w:val="19"/>
-        </w:rPr>
-        <w:t>UI Tech Lead</w:t>
-      </w:r>
-      <w:r>
-        <w:rPr>
-          <w:rFonts w:ascii="Helvetica Neue" w:hAnsi="Helvetica Neue"/>
-          <w:color w:val="333333"/>
-          <w:sz w:val="19"/>
-        </w:rPr>
-        <w:t>. I led the UI team responsible for the company’s interfaces, from the in-car tablet experience to drive analysis tools.</w:t>
+        <w:t>, an autonomous driving company, where I led the UI team responsible for the company's interfaces, from the in-car tablet experience to drive analysis tools.</w:t>
       </w:r>
       <w:r>
         <w:br/>
@@ -296,7 +313,7 @@
           <w:color w:val="333333"/>
           <w:sz w:val="19"/>
         </w:rPr>
-        <w:t xml:space="preserve">, including an Agile retrospective platform, </w:t>
+        <w:t xml:space="preserve">, including </w:t>
       </w:r>
       <w:r>
         <w:rPr>
@@ -305,7 +322,7 @@
           <w:sz w:val="19"/>
           <w:u w:val="single"/>
         </w:rPr>
-        <w:t>www.retrospected.com</w:t>
+        <w:t>Retrospected</w:t>
       </w:r>
       <w:r>
         <w:rPr>
@@ -313,7 +330,7 @@
           <w:color w:val="333333"/>
           <w:sz w:val="19"/>
         </w:rPr>
-        <w:t>.</w:t>
+        <w:t>, an Agile retrospective platform.</w:t>
       </w:r>
     </w:p>
     <w:p>
@@ -411,7 +428,7 @@
           <w:color w:val="333333"/>
           <w:sz w:val="18"/>
         </w:rPr>
-        <w:t xml:space="preserve">, I'm responsible for the </w:t>
+        <w:t xml:space="preserve">, I am responsible for the </w:t>
       </w:r>
       <w:r>
         <w:rPr>
@@ -428,7 +445,7 @@
           <w:color w:val="333333"/>
           <w:sz w:val="18"/>
         </w:rPr>
-        <w:t>, which is itself in charge of a suite of applications used by the firm's risk managers, and which are critical to the firm's risk management process.</w:t>
+        <w:t>, which owns a suite of applications used by the firm's risk managers and which are critical to the firm's risk management process.</w:t>
       </w:r>
       <w:r>
         <w:br/>
@@ -456,7 +473,7 @@
           <w:color w:val="333333"/>
           <w:sz w:val="18"/>
         </w:rPr>
-        <w:t xml:space="preserve">, the </w:t>
+        <w:t xml:space="preserve">, BAM's </w:t>
       </w:r>
       <w:r>
         <w:rPr>
@@ -465,7 +482,7 @@
           <w:color w:val="333333"/>
           <w:sz w:val="18"/>
         </w:rPr>
-        <w:t>flagship application</w:t>
+        <w:t>flagship risk platform</w:t>
       </w:r>
       <w:r>
         <w:rPr>
@@ -473,7 +490,7 @@
           <w:color w:val="333333"/>
           <w:sz w:val="18"/>
         </w:rPr>
-        <w:t xml:space="preserve"> for risk at BAM.</w:t>
+        <w:t>.</w:t>
       </w:r>
     </w:p>
     <w:p>
@@ -545,7 +562,7 @@
           <w:color w:val="333333"/>
           <w:sz w:val="18"/>
         </w:rPr>
-        <w:t>UI Tech lead</w:t>
+        <w:t>UI Tech Lead</w:t>
       </w:r>
       <w:r>
         <w:rPr>
@@ -553,7 +570,7 @@
           <w:color w:val="333333"/>
           <w:sz w:val="18"/>
         </w:rPr>
-        <w:t xml:space="preserve">, I led various </w:t>
+        <w:t xml:space="preserve">, I led several </w:t>
       </w:r>
       <w:r>
         <w:rPr>
@@ -570,7 +587,7 @@
           <w:color w:val="333333"/>
           <w:sz w:val="18"/>
         </w:rPr>
-        <w:t xml:space="preserve"> across the company:</w:t>
+        <w:t xml:space="preserve"> across the company.</w:t>
       </w:r>
       <w:r>
         <w:br/>
@@ -581,7 +598,7 @@
           <w:color w:val="333333"/>
           <w:sz w:val="18"/>
         </w:rPr>
-        <w:t xml:space="preserve">The most challenging one is the </w:t>
+        <w:t xml:space="preserve">The most challenging was the </w:t>
       </w:r>
       <w:r>
         <w:rPr>
@@ -598,7 +615,7 @@
           <w:color w:val="333333"/>
           <w:sz w:val="18"/>
         </w:rPr>
-        <w:t>, delivering a high performance experience, which is critical to safety. The UI receives about 300 websocket frames per second, and yet can boast a constant 60 fps.</w:t>
+        <w:t>, which had to deliver a high-performance experience under safety-critical constraints. The UI received about 300 WebSocket frames per second while sustaining a steady 60 fps.</w:t>
       </w:r>
     </w:p>
     <w:p>
@@ -661,7 +678,7 @@
           <w:color w:val="333333"/>
           <w:sz w:val="18"/>
         </w:rPr>
-        <w:t xml:space="preserve">Front-End engineer on Two Sigma's </w:t>
+        <w:t xml:space="preserve">Front-end engineer on Two Sigma's </w:t>
       </w:r>
       <w:r>
         <w:rPr>
@@ -689,7 +706,7 @@
           <w:color w:val="333333"/>
           <w:sz w:val="18"/>
         </w:rPr>
-        <w:t>Venn is a platform that makes it simpler to select managers, choose assets and manage risk, via Two Sigma's factors analysis.</w:t>
+        <w:t>Venn is a platform that simplifies manager selection, asset allocation, and risk management through Two Sigma's factor analysis.</w:t>
       </w:r>
       <w:r>
         <w:br/>
@@ -700,7 +717,7 @@
           <w:color w:val="333333"/>
           <w:sz w:val="18"/>
         </w:rPr>
-        <w:t>On the technical side, the front-end was originaly written in JavaScript (ES6), React, Redux, Redux-Saga and SCSS (with CSS Modules).</w:t>
+        <w:t>On the technical side, the front end was originally written in JavaScript (ES6), React, Redux, Redux-Saga, and SCSS with CSS Modules.</w:t>
       </w:r>
       <w:r>
         <w:br/>
@@ -711,7 +728,7 @@
           <w:color w:val="333333"/>
           <w:sz w:val="18"/>
         </w:rPr>
-        <w:t>It was then rewritten to TypeScript, replacing Redux by React's context and more local state. We also replaced SCSS and CSS Modules by Styled Components.</w:t>
+        <w:t>It was later rewritten in TypeScript, replacing Redux with React context and more local state. We also replaced SCSS and CSS Modules with Styled Components.</w:t>
       </w:r>
       <w:r>
         <w:br/>
@@ -722,7 +739,7 @@
           <w:color w:val="333333"/>
           <w:sz w:val="18"/>
         </w:rPr>
-        <w:t>Part of the original team of 2 Front-End developers, I was able to play a decisive role on the original architecture and then the rewrite of the application.</w:t>
+        <w:t>As part of the original team of two front-end developers, I played a decisive role both in the initial architecture and later in the rewrite of the application.</w:t>
       </w:r>
     </w:p>
     <w:p>
@@ -736,7 +753,7 @@
           <w:color w:val="1A1A2E"/>
           <w:sz w:val="20"/>
         </w:rPr>
-        <w:t>Front Office / Front-end React Engineer</w:t>
+        <w:t>Front Office / Front-End React Engineer</w:t>
       </w:r>
       <w:r>
         <w:rPr>
@@ -785,7 +802,7 @@
           <w:color w:val="333333"/>
           <w:sz w:val="18"/>
         </w:rPr>
-        <w:t>Front-End developer on RBS’ flagship platform “</w:t>
+        <w:t xml:space="preserve">Front-end developer on RBS's flagship platform, </w:t>
       </w:r>
       <w:r>
         <w:rPr>
@@ -802,7 +819,7 @@
           <w:color w:val="333333"/>
           <w:sz w:val="18"/>
         </w:rPr>
-        <w:t>”.</w:t>
+        <w:t>.</w:t>
       </w:r>
       <w:r>
         <w:br/>
@@ -813,7 +830,7 @@
           <w:color w:val="333333"/>
           <w:sz w:val="18"/>
         </w:rPr>
-        <w:t xml:space="preserve">Implementation of several modules, from </w:t>
+        <w:t xml:space="preserve">Implemented several modules, ranging from </w:t>
       </w:r>
       <w:r>
         <w:rPr>
@@ -830,7 +847,7 @@
           <w:color w:val="333333"/>
           <w:sz w:val="18"/>
         </w:rPr>
-        <w:t xml:space="preserve"> (Peg, TWAP, OCO, IDO…) to analysis tools.</w:t>
+        <w:t xml:space="preserve"> (Peg, TWAP, OCO, IDO, etc.) to analysis tools.</w:t>
       </w:r>
       <w:r>
         <w:br/>
@@ -841,7 +858,7 @@
           <w:color w:val="333333"/>
           <w:sz w:val="18"/>
         </w:rPr>
-        <w:t xml:space="preserve">These modules were developed using </w:t>
+        <w:t xml:space="preserve">These modules were built with </w:t>
       </w:r>
       <w:r>
         <w:rPr>
@@ -875,7 +892,7 @@
           <w:color w:val="333333"/>
           <w:sz w:val="18"/>
         </w:rPr>
-        <w:t xml:space="preserve">, or plain JavaScript (with </w:t>
+        <w:t xml:space="preserve">, or plain JavaScript with </w:t>
       </w:r>
       <w:r>
         <w:rPr>
@@ -892,7 +909,7 @@
           <w:color w:val="333333"/>
           <w:sz w:val="18"/>
         </w:rPr>
-        <w:t>) depending on the requirements.</w:t>
+        <w:t>, depending on the requirements.</w:t>
       </w:r>
       <w:r>
         <w:br/>
@@ -903,7 +920,7 @@
           <w:color w:val="333333"/>
           <w:sz w:val="18"/>
         </w:rPr>
-        <w:t>They are connected to back-end services using REST endpoints and websockets (</w:t>
+        <w:t>They connected to back-end services through REST endpoints and WebSockets (</w:t>
       </w:r>
       <w:r>
         <w:rPr>
@@ -920,7 +937,7 @@
           <w:color w:val="333333"/>
           <w:sz w:val="18"/>
         </w:rPr>
-        <w:t>), and tested using Mocha or Karma against a Node server.</w:t>
+        <w:t>) and were tested with Mocha or Karma against a Node.js server.</w:t>
       </w:r>
       <w:r>
         <w:br/>
@@ -931,7 +948,7 @@
           <w:color w:val="333333"/>
           <w:sz w:val="18"/>
         </w:rPr>
-        <w:t xml:space="preserve">These projects are built using </w:t>
+        <w:t xml:space="preserve">The projects were built with </w:t>
       </w:r>
       <w:r>
         <w:rPr>
@@ -948,7 +965,7 @@
           <w:color w:val="333333"/>
           <w:sz w:val="18"/>
         </w:rPr>
-        <w:t xml:space="preserve">, including some custom Grunt tasks. They are highly modularised, using </w:t>
+        <w:t xml:space="preserve">, including custom tasks, and were highly modularised, using </w:t>
       </w:r>
       <w:r>
         <w:rPr>
@@ -965,7 +982,7 @@
           <w:color w:val="333333"/>
           <w:sz w:val="18"/>
         </w:rPr>
-        <w:t xml:space="preserve"> / </w:t>
+        <w:t xml:space="preserve"> and </w:t>
       </w:r>
       <w:r>
         <w:rPr>
@@ -1009,7 +1026,7 @@
           <w:color w:val="333333"/>
           <w:sz w:val="18"/>
         </w:rPr>
-        <w:t xml:space="preserve"> is going to be introduced soon, and I will be trialing the technology.</w:t>
+        <w:t xml:space="preserve"> was due to be introduced next, and I was set to lead the trial of the technology.</w:t>
       </w:r>
     </w:p>
     <w:p>
@@ -1072,7 +1089,7 @@
           <w:color w:val="333333"/>
           <w:sz w:val="18"/>
         </w:rPr>
-        <w:t xml:space="preserve">Maintenance of a risk application, developed in </w:t>
+        <w:t xml:space="preserve">Maintained a risk application built in </w:t>
       </w:r>
       <w:r>
         <w:rPr>
@@ -1106,7 +1123,7 @@
           <w:color w:val="333333"/>
           <w:sz w:val="18"/>
         </w:rPr>
-        <w:t xml:space="preserve">, and using </w:t>
+        <w:t xml:space="preserve">, using </w:t>
       </w:r>
       <w:r>
         <w:rPr>
@@ -1123,7 +1140,7 @@
           <w:color w:val="333333"/>
           <w:sz w:val="18"/>
         </w:rPr>
-        <w:t xml:space="preserve"> as its Object Relational Mapping (ORM) framework.</w:t>
+        <w:t xml:space="preserve"> as its object-relational mapping (ORM) framework.</w:t>
       </w:r>
       <w:r>
         <w:br/>
@@ -1134,7 +1151,7 @@
           <w:color w:val="333333"/>
           <w:sz w:val="18"/>
         </w:rPr>
-        <w:t xml:space="preserve">The application interacts with </w:t>
+        <w:t xml:space="preserve">The application integrated with </w:t>
       </w:r>
       <w:r>
         <w:rPr>
@@ -1143,7 +1160,7 @@
           <w:color w:val="333333"/>
           <w:sz w:val="18"/>
         </w:rPr>
-        <w:t>MSCI Risk Metrics</w:t>
+        <w:t>MSCI RiskMetrics</w:t>
       </w:r>
       <w:r>
         <w:rPr>
@@ -1151,7 +1168,7 @@
           <w:color w:val="333333"/>
           <w:sz w:val="18"/>
         </w:rPr>
-        <w:t>, which is a risk analysis web service, and is responsible for loading and reconciling various positions files from custodians, fund managers etc.</w:t>
+        <w:t>, a risk analysis web service, and was responsible for loading and reconciling position files from custodians, fund managers, and other sources.</w:t>
       </w:r>
       <w:r>
         <w:br/>
@@ -1162,7 +1179,7 @@
           <w:color w:val="333333"/>
           <w:sz w:val="18"/>
         </w:rPr>
-        <w:t xml:space="preserve">Over 5,000 unit tests have been written for this application, using frameworks such as </w:t>
+        <w:t xml:space="preserve">More than 5,000 unit tests were written for the application using frameworks such as </w:t>
       </w:r>
       <w:r>
         <w:rPr>
@@ -1213,7 +1230,7 @@
           <w:color w:val="333333"/>
           <w:sz w:val="18"/>
         </w:rPr>
-        <w:t xml:space="preserve"> and </w:t>
+        <w:t xml:space="preserve">, and </w:t>
       </w:r>
       <w:r>
         <w:rPr>
@@ -1241,7 +1258,7 @@
           <w:color w:val="333333"/>
           <w:sz w:val="18"/>
         </w:rPr>
-        <w:t>The web application was originally written in classic ASP.NET and then (partially) migrated to MVC 3 (</w:t>
+        <w:t xml:space="preserve">The web application was originally written in classic ASP.NET and was later partially migrated to MVC 3 with </w:t>
       </w:r>
       <w:r>
         <w:rPr>
@@ -1258,7 +1275,7 @@
           <w:color w:val="333333"/>
           <w:sz w:val="18"/>
         </w:rPr>
-        <w:t xml:space="preserve">), and </w:t>
+        <w:t xml:space="preserve"> and </w:t>
       </w:r>
       <w:r>
         <w:rPr>
@@ -1289,7 +1306,7 @@
           <w:color w:val="1A1A2E"/>
           <w:sz w:val="20"/>
         </w:rPr>
-        <w:t>ASP.NET MVC Front-end Developer</w:t>
+        <w:t>ASP.NET MVC Front-End Developer</w:t>
       </w:r>
       <w:r>
         <w:rPr>
@@ -1338,7 +1355,7 @@
           <w:color w:val="333333"/>
           <w:sz w:val="18"/>
         </w:rPr>
-        <w:t>Design and implementation of a Human Resource system aiming to replace a multitude of existing systems within RBS and consolidating the data.</w:t>
+        <w:t>Designed and implemented a human resources system intended to replace multiple existing systems across RBS and consolidate their data.</w:t>
       </w:r>
       <w:r>
         <w:br/>
@@ -1349,7 +1366,7 @@
           <w:color w:val="333333"/>
           <w:sz w:val="18"/>
         </w:rPr>
-        <w:t xml:space="preserve">The front end is based on </w:t>
+        <w:t xml:space="preserve">The front end was built with </w:t>
       </w:r>
       <w:r>
         <w:rPr>
@@ -1366,7 +1383,7 @@
           <w:color w:val="333333"/>
           <w:sz w:val="18"/>
         </w:rPr>
-        <w:t xml:space="preserve"> (using the </w:t>
+        <w:t xml:space="preserve"> using the </w:t>
       </w:r>
       <w:r>
         <w:rPr>
@@ -1383,7 +1400,7 @@
           <w:color w:val="333333"/>
           <w:sz w:val="18"/>
         </w:rPr>
-        <w:t xml:space="preserve"> engine), and </w:t>
+        <w:t xml:space="preserve"> view engine and </w:t>
       </w:r>
       <w:r>
         <w:rPr>
@@ -1411,7 +1428,7 @@
           <w:color w:val="333333"/>
           <w:sz w:val="18"/>
         </w:rPr>
-        <w:t xml:space="preserve">The back end is C# 4 with </w:t>
+        <w:t xml:space="preserve">The back end used C# 4 with </w:t>
       </w:r>
       <w:r>
         <w:rPr>
@@ -1428,7 +1445,7 @@
           <w:color w:val="333333"/>
           <w:sz w:val="18"/>
         </w:rPr>
-        <w:t xml:space="preserve"> as the ORM (using Fluent NH for the mapping).</w:t>
+        <w:t xml:space="preserve"> as the ORM, using Fluent NHibernate for mapping.</w:t>
       </w:r>
       <w:r>
         <w:br/>
@@ -1439,7 +1456,7 @@
           <w:color w:val="333333"/>
           <w:sz w:val="18"/>
         </w:rPr>
-        <w:t>The server side is using my open source project (</w:t>
+        <w:t xml:space="preserve">The server side was built on my open-source project </w:t>
       </w:r>
       <w:r>
         <w:rPr>
@@ -1448,7 +1465,7 @@
           <w:sz w:val="18"/>
           <w:u w:val="single"/>
         </w:rPr>
-        <w:t>http://fta.codeplex.com</w:t>
+        <w:t>FTA</w:t>
       </w:r>
       <w:r>
         <w:rPr>
@@ -1456,7 +1473,7 @@
           <w:color w:val="333333"/>
           <w:sz w:val="18"/>
         </w:rPr>
-        <w:t>) as a base for the data access layer.</w:t>
+        <w:t>, which provided the foundation for the data access layer.</w:t>
       </w:r>
       <w:r>
         <w:br/>
@@ -1467,7 +1484,24 @@
           <w:color w:val="333333"/>
           <w:sz w:val="18"/>
         </w:rPr>
-        <w:t>The Dependency Injection framework used for this project is AutoFac.</w:t>
+        <w:t xml:space="preserve">The dependency injection framework used on the project was </w:t>
+      </w:r>
+      <w:r>
+        <w:rPr>
+          <w:rFonts w:ascii="Helvetica Neue" w:hAnsi="Helvetica Neue"/>
+          <w:b/>
+          <w:color w:val="333333"/>
+          <w:sz w:val="18"/>
+        </w:rPr>
+        <w:t>Autofac</w:t>
+      </w:r>
+      <w:r>
+        <w:rPr>
+          <w:rFonts w:ascii="Helvetica Neue" w:hAnsi="Helvetica Neue"/>
+          <w:color w:val="333333"/>
+          <w:sz w:val="18"/>
+        </w:rPr>
+        <w:t>.</w:t>
       </w:r>
     </w:p>
     <w:p>
@@ -1530,7 +1564,7 @@
           <w:color w:val="333333"/>
           <w:sz w:val="18"/>
         </w:rPr>
-        <w:t>Design and implementation of a global technology platform which allows the bank to browse content stored in legal and credit documentation.</w:t>
+        <w:t>Designed and implemented a global technology platform that enabled the bank to browse content stored in legal and credit documentation.</w:t>
       </w:r>
       <w:r>
         <w:br/>
@@ -1541,7 +1575,7 @@
           <w:color w:val="333333"/>
           <w:sz w:val="18"/>
         </w:rPr>
-        <w:t>The Silverlight based software is used around the globe to manage RBS and its subsidiaries contracts and allows netting calculations.</w:t>
+        <w:t>The Silverlight-based application was used globally to manage contracts across RBS and its subsidiaries and to run netting calculations.</w:t>
       </w:r>
       <w:r>
         <w:br/>
@@ -1552,7 +1586,7 @@
           <w:color w:val="333333"/>
           <w:sz w:val="18"/>
         </w:rPr>
-        <w:t xml:space="preserve">- The client is based on </w:t>
+        <w:t xml:space="preserve">- The client was built in </w:t>
       </w:r>
       <w:r>
         <w:rPr>
@@ -1569,7 +1603,7 @@
           <w:color w:val="333333"/>
           <w:sz w:val="18"/>
         </w:rPr>
-        <w:t xml:space="preserve"> - The server is </w:t>
+        <w:t xml:space="preserve"> - The server was built in </w:t>
       </w:r>
       <w:r>
         <w:rPr>
@@ -1586,7 +1620,7 @@
           <w:color w:val="333333"/>
           <w:sz w:val="18"/>
         </w:rPr>
-        <w:t xml:space="preserve"> based - The communication between the client and the server is based on </w:t>
+        <w:t xml:space="preserve"> - Client-server communication used </w:t>
       </w:r>
       <w:r>
         <w:rPr>
@@ -1603,7 +1637,7 @@
           <w:color w:val="333333"/>
           <w:sz w:val="18"/>
         </w:rPr>
-        <w:t xml:space="preserve"> (binary serialisation) - The data access layer is using </w:t>
+        <w:t xml:space="preserve"> with binary serialisation - The data access layer used </w:t>
       </w:r>
       <w:r>
         <w:rPr>
@@ -1620,7 +1654,7 @@
           <w:color w:val="333333"/>
           <w:sz w:val="18"/>
         </w:rPr>
-        <w:t xml:space="preserve">, with attribute-based mapping - The changes in the database schema are managed by </w:t>
+        <w:t xml:space="preserve"> with attribute-based mapping - Database schema changes were managed with </w:t>
       </w:r>
       <w:r>
         <w:rPr>
@@ -1637,7 +1671,7 @@
           <w:color w:val="333333"/>
           <w:sz w:val="18"/>
         </w:rPr>
-        <w:t xml:space="preserve"> - Entities to DTOs mapping is done using </w:t>
+        <w:t xml:space="preserve"> - Entity-to-DTO mapping was implemented with </w:t>
       </w:r>
       <w:r>
         <w:rPr>
@@ -1654,7 +1688,7 @@
           <w:color w:val="333333"/>
           <w:sz w:val="18"/>
         </w:rPr>
-        <w:t xml:space="preserve"> - The Dependency Injection framework is </w:t>
+        <w:t xml:space="preserve"> - </w:t>
       </w:r>
       <w:r>
         <w:rPr>
@@ -1663,7 +1697,7 @@
           <w:color w:val="333333"/>
           <w:sz w:val="18"/>
         </w:rPr>
-        <w:t>AutoFac</w:t>
+        <w:t>Autofac</w:t>
       </w:r>
       <w:r>
         <w:rPr>
@@ -1671,7 +1705,7 @@
           <w:color w:val="333333"/>
           <w:sz w:val="18"/>
         </w:rPr>
-        <w:t xml:space="preserve"> - The Silverlight UI is using </w:t>
+        <w:t xml:space="preserve"> provided dependency injection - The UI used </w:t>
       </w:r>
       <w:r>
         <w:rPr>
@@ -1688,7 +1722,7 @@
           <w:color w:val="333333"/>
           <w:sz w:val="18"/>
         </w:rPr>
-        <w:t xml:space="preserve"> for the ribbon and other controls Aspect oriented programming (</w:t>
+        <w:t xml:space="preserve"> for the ribbon and other controls Aspect-oriented programming (</w:t>
       </w:r>
       <w:r>
         <w:rPr>
@@ -1705,7 +1739,7 @@
           <w:color w:val="333333"/>
           <w:sz w:val="18"/>
         </w:rPr>
-        <w:t>) is also used to manage NHibernate sessions (transactions), using the PostSharp framework. The development environment is based on a stack of well-known open source products such as:</w:t>
+        <w:t>) was also used to manage NHibernate sessions and transactions through PostSharp. The development environment relied on a stack of well-known open-source tools:</w:t>
       </w:r>
       <w:r>
         <w:br/>
@@ -1750,7 +1784,7 @@
           <w:color w:val="333333"/>
           <w:sz w:val="18"/>
         </w:rPr>
-        <w:t xml:space="preserve"> for the continuous integration - </w:t>
+        <w:t xml:space="preserve"> for continuous integration - </w:t>
       </w:r>
       <w:r>
         <w:rPr>
@@ -1801,7 +1835,7 @@
           <w:color w:val="333333"/>
           <w:sz w:val="18"/>
         </w:rPr>
-        <w:t xml:space="preserve"> for unit test mocking The </w:t>
+        <w:t xml:space="preserve"> for test doubles The project followed an </w:t>
       </w:r>
       <w:r>
         <w:rPr>
@@ -1818,7 +1852,7 @@
           <w:color w:val="333333"/>
           <w:sz w:val="18"/>
         </w:rPr>
-        <w:t xml:space="preserve"> methodology was used throughout the life time of the project, with a 10 minutes stand-up meeting every morning, regular retrospective meetings, </w:t>
+        <w:t xml:space="preserve"> methodology throughout its lifetime, with a 10-minute stand-up every morning, regular retrospectives, enforced </w:t>
       </w:r>
       <w:r>
         <w:rPr>
@@ -1827,7 +1861,7 @@
           <w:color w:val="333333"/>
           <w:sz w:val="18"/>
         </w:rPr>
-        <w:t>Test Driven Development</w:t>
+        <w:t>Test-Driven Development</w:t>
       </w:r>
       <w:r>
         <w:rPr>
@@ -1835,7 +1869,7 @@
           <w:color w:val="333333"/>
           <w:sz w:val="18"/>
         </w:rPr>
-        <w:t xml:space="preserve"> (TDD) was also enforced and code reviews were done before each commit.</w:t>
+        <w:t xml:space="preserve"> (TDD), and code reviews before each commit.</w:t>
       </w:r>
       <w:r>
         <w:br/>
@@ -1846,7 +1880,7 @@
           <w:color w:val="333333"/>
           <w:sz w:val="18"/>
         </w:rPr>
-        <w:t>I have also scored 100th percentile (worldwide) on the Brain Bench test while applying for this contract.</w:t>
+        <w:t>I also scored in the 100th percentile worldwide on the Brainbench test while applying for this contract.</w:t>
       </w:r>
     </w:p>
     <w:p>
@@ -1909,7 +1943,7 @@
           <w:color w:val="333333"/>
           <w:sz w:val="18"/>
         </w:rPr>
-        <w:t>Design, maintenance and improvements of a derivatives trading platform, used both internally and externally by Credit Suisse customers.</w:t>
+        <w:t>Designed, maintained, and improved a derivatives trading platform used internally and externally by Credit Suisse clients.</w:t>
       </w:r>
       <w:r>
         <w:br/>
@@ -1920,7 +1954,7 @@
           <w:color w:val="333333"/>
           <w:sz w:val="18"/>
         </w:rPr>
-        <w:t>The front end was ASP.NET based, with a back end in C#.</w:t>
+        <w:t>The front end was built in ASP.NET, with a back end in C#.</w:t>
       </w:r>
     </w:p>
     <w:p>
@@ -1983,7 +2017,7 @@
           <w:color w:val="333333"/>
           <w:sz w:val="18"/>
         </w:rPr>
-        <w:t>Design, implementation and maintenance of a Quantitative, Document Management and Trading Web Application.</w:t>
+        <w:t>Designed, implemented, and maintained a quantitative analysis, document management, and trading web application.</w:t>
       </w:r>
       <w:r>
         <w:br/>
@@ -1994,7 +2028,7 @@
           <w:color w:val="333333"/>
           <w:sz w:val="18"/>
         </w:rPr>
-        <w:t>The system is a complete architectural redesign of an existing intranet, after assessment of its flaws.</w:t>
+        <w:t>The system was a complete architectural redesign of an existing intranet following an assessment of its limitations.</w:t>
       </w:r>
       <w:r>
         <w:br/>
@@ -2005,7 +2039,7 @@
           <w:color w:val="333333"/>
           <w:sz w:val="18"/>
         </w:rPr>
-        <w:t>This Web Application serves 3 main purposes, and 3 categories of people:</w:t>
+        <w:t>The application served three main purposes for three main user groups:</w:t>
       </w:r>
       <w:r>
         <w:br/>
@@ -2033,7 +2067,7 @@
           <w:color w:val="333333"/>
           <w:sz w:val="18"/>
         </w:rPr>
-        <w:t xml:space="preserve"> (for Quants) (Performance reports, custom graphs, funds management, peer groups, statistics) - </w:t>
+        <w:t xml:space="preserve"> for quants: performance reports, custom charts, fund management, peer groups, and statistics - </w:t>
       </w:r>
       <w:r>
         <w:rPr>
@@ -2050,7 +2084,7 @@
           <w:color w:val="333333"/>
           <w:sz w:val="18"/>
         </w:rPr>
-        <w:t xml:space="preserve"> (meeting and research notes, attachments, full text search on content, complex search facilities) - </w:t>
+        <w:t xml:space="preserve">: meeting and research notes, attachments, full-text search, and advanced search capabilities - </w:t>
       </w:r>
       <w:r>
         <w:rPr>
@@ -2067,7 +2101,18 @@
           <w:color w:val="333333"/>
           <w:sz w:val="18"/>
         </w:rPr>
-        <w:t xml:space="preserve"> (Management of all FundQuest UK trading, reports, portfolio valuations, links with some electronic trading systems (EMX)) These are some of the areas of the system that I've been designing: - </w:t>
+        <w:t>: management of all FundQuest UK trading, reports, portfolio valuations, and integrations with electronic trading systems such as EMX Some of the areas I designed include:</w:t>
+      </w:r>
+      <w:r>
+        <w:br/>
+      </w:r>
+      <w:r>
+        <w:rPr>
+          <w:rFonts w:ascii="Helvetica Neue" w:hAnsi="Helvetica Neue"/>
+          <w:color w:val="333333"/>
+          <w:sz w:val="18"/>
+        </w:rPr>
+        <w:t xml:space="preserve">- </w:t>
       </w:r>
       <w:r>
         <w:rPr>
@@ -2084,7 +2129,7 @@
           <w:color w:val="333333"/>
           <w:sz w:val="18"/>
         </w:rPr>
-        <w:t xml:space="preserve">: I brought NHibernate for the Data Access Layer, and pushed for the use of a source control tool (SVN), along with a Unit Testing tool (NUnit) - </w:t>
+        <w:t xml:space="preserve">: introduced NHibernate for the data access layer and advocated for source control with SVN and unit testing with NUnit - </w:t>
       </w:r>
       <w:r>
         <w:rPr>
@@ -2101,7 +2146,7 @@
           <w:color w:val="333333"/>
           <w:sz w:val="18"/>
         </w:rPr>
-        <w:t xml:space="preserve">: The most challenging aspect of the application: all the calculations are made on the fly, using a combination of caching, high-performance stored procedure, and pre-fetching of information - </w:t>
+        <w:t xml:space="preserve">: optimised on-the-fly calculations using caching, high-performance stored procedures, and prefetching - </w:t>
       </w:r>
       <w:r>
         <w:rPr>
@@ -2118,7 +2163,7 @@
           <w:color w:val="333333"/>
           <w:sz w:val="18"/>
         </w:rPr>
-        <w:t xml:space="preserve">: I've introduced Dundas Chart, and implemented most of the pages using this library - </w:t>
+        <w:t xml:space="preserve">: introduced Dundas Chart and implemented most chart-based pages with it - </w:t>
       </w:r>
       <w:r>
         <w:rPr>
@@ -2127,7 +2172,7 @@
           <w:color w:val="333333"/>
           <w:sz w:val="18"/>
         </w:rPr>
-        <w:t>Web Pages</w:t>
+        <w:t>Web pages</w:t>
       </w:r>
       <w:r>
         <w:rPr>
@@ -2135,7 +2180,7 @@
           <w:color w:val="333333"/>
           <w:sz w:val="18"/>
         </w:rPr>
-        <w:t xml:space="preserve">: I've introduced the use of master pages, as the previous project was using frames - </w:t>
+        <w:t xml:space="preserve">: introduced master pages to replace the previous frame-based approach - </w:t>
       </w:r>
       <w:r>
         <w:rPr>
@@ -2152,7 +2197,7 @@
           <w:color w:val="333333"/>
           <w:sz w:val="18"/>
         </w:rPr>
-        <w:t xml:space="preserve">: I made most of the pages viewable in a "read-only" mode, with a combination of techniques I designed - </w:t>
+        <w:t xml:space="preserve">: designed a combination of techniques to make most pages available in a "read-only" mode - </w:t>
       </w:r>
       <w:r>
         <w:rPr>
@@ -2169,7 +2214,7 @@
           <w:color w:val="333333"/>
           <w:sz w:val="18"/>
         </w:rPr>
-        <w:t>: All documents can be linked to any entity (funds, users, universes...), and all their content are indexed</w:t>
+        <w:t>: enabled documents to be linked to any entity (funds, users, universes, etc.) and indexed their contents</w:t>
       </w:r>
     </w:p>
     <w:p>
@@ -2232,7 +2277,7 @@
           <w:color w:val="333333"/>
           <w:sz w:val="18"/>
         </w:rPr>
-        <w:t>Development of a portal (http://sdk.bt.com) in ASP.NET using DotNetNuke. Deployment, testing, and writing of a sample application using the new BT SDK.</w:t>
+        <w:t>Developed the http://sdk.bt.com portal in ASP.NET using DotNetNuke, including deployment, testing, and a sample application built with the new BT SDK.</w:t>
       </w:r>
       <w:r>
         <w:br/>
@@ -2243,7 +2288,7 @@
           <w:color w:val="333333"/>
           <w:sz w:val="18"/>
         </w:rPr>
-        <w:t>DotNetNuke is written in VB.NET, but all additional modules that have been made were developed in C#.</w:t>
+        <w:t>DotNetNuke was written in VB.NET, but all additional modules were developed in C#.</w:t>
       </w:r>
       <w:r>
         <w:br/>
@@ -2254,7 +2299,7 @@
           <w:color w:val="333333"/>
           <w:sz w:val="18"/>
         </w:rPr>
-        <w:t>The programming methodology used was Agile (Scrum), with 3 months cycles and 2 weeks iterations.</w:t>
+        <w:t>We followed an Agile (Scrum) process with three-month cycles and two-week iterations.</w:t>
       </w:r>
       <w:r>
         <w:br/>
@@ -2265,7 +2310,7 @@
           <w:color w:val="333333"/>
           <w:sz w:val="18"/>
         </w:rPr>
-        <w:t>We also used the continuous integration procedure (CruiseControl.net).</w:t>
+        <w:t>We also used continuous integration with CruiseControl.NET.</w:t>
       </w:r>
     </w:p>
     <w:p>
@@ -2328,7 +2373,7 @@
           <w:color w:val="333333"/>
           <w:sz w:val="18"/>
         </w:rPr>
-        <w:t>Foundation of a computer services company, in December 2004.</w:t>
+        <w:t>Co-founded a computer services company in December 2004.</w:t>
       </w:r>
       <w:r>
         <w:br/>
@@ -2339,7 +2384,7 @@
           <w:color w:val="333333"/>
           <w:sz w:val="18"/>
         </w:rPr>
-        <w:t>Associate at 49%.</w:t>
+        <w:t>Held a 49% ownership stake and led the technical work:</w:t>
       </w:r>
       <w:r>
         <w:br/>
@@ -2350,35 +2395,7 @@
           <w:color w:val="333333"/>
           <w:sz w:val="18"/>
         </w:rPr>
-        <w:t>Responsible for the technical parts:</w:t>
-      </w:r>
-      <w:r>
-        <w:br/>
-      </w:r>
-      <w:r>
-        <w:rPr>
-          <w:rFonts w:ascii="Helvetica Neue" w:hAnsi="Helvetica Neue"/>
-          <w:color w:val="333333"/>
-          <w:sz w:val="18"/>
-        </w:rPr>
-        <w:t>- Development of an online and offline backup software in C# (FaciloSave) This software include the following technologies: - Windows Service, Remoting (to communicate with the service), Encryption : backup data are encrypted, Compression : backup data are compressed - Localization : the software is available in French and in English - Networking (Sockets, serialization): to communicate with the server in the case of online backup: a proprietary protocol has been designed (based upon .NET sockets implementation, streams and serialization) to transfer data from client to server. - Development of the company website in ASP.NET (</w:t>
-      </w:r>
-      <w:r>
-        <w:rPr>
-          <w:rFonts w:ascii="Helvetica Neue" w:hAnsi="Helvetica Neue"/>
-          <w:color w:val="2B6CB3"/>
-          <w:sz w:val="18"/>
-          <w:u w:val="single"/>
-        </w:rPr>
-        <w:t>www.everydev.fr</w:t>
-      </w:r>
-      <w:r>
-        <w:rPr>
-          <w:rFonts w:ascii="Helvetica Neue" w:hAnsi="Helvetica Neue"/>
-          <w:color w:val="333333"/>
-          <w:sz w:val="18"/>
-        </w:rPr>
-        <w:t>) - Website developed in ASP.NET with code-behind in C# - The link between the business layer and the database is done through a data base layer using NHibernate (an Object Relational Mapping framework based on Java’s Hibernate framework). Managed a trainee during summer 2005.</w:t>
+        <w:t>- Developed online and offline backup software in C# (FaciloSave) - Implemented Windows Services, Remoting for service communication, encryption for data protection, and compression for efficient storage - Localised the software in French and English - Designed a proprietary client-server protocol, based on .NET sockets, streams, and serialisation, to support online backups - Built the company website in ASP.NET with a C# code-behind - Implemented a database access layer with NHibernate between the business layer and the database Managed a trainee during the summer of 2005.</w:t>
       </w:r>
     </w:p>
     <w:p>
@@ -2441,7 +2458,7 @@
           <w:color w:val="333333"/>
           <w:sz w:val="18"/>
         </w:rPr>
-        <w:t>Part-time job in this company, 14h per week along with my studies, as a programmer, website designer, and system administrator.</w:t>
+        <w:t>Part-time role at the company, 14 hours per week alongside my studies, working as a software developer, web designer, and system administrator.</w:t>
       </w:r>
       <w:r>
         <w:br/>
@@ -2452,7 +2469,7 @@
           <w:color w:val="333333"/>
           <w:sz w:val="18"/>
         </w:rPr>
-        <w:t>The main task was to build a management software to manage their assistance contracts in C#.</w:t>
+        <w:t>My main responsibility was to build contract management software in C# for the company's assistance business.</w:t>
       </w:r>
       <w:r>
         <w:br/>
@@ -2463,7 +2480,7 @@
           <w:color w:val="333333"/>
           <w:sz w:val="18"/>
         </w:rPr>
-        <w:t>It integrates itself with an ERP software and is now used every day by 5 technicians, and handles thousands of contracts.</w:t>
+        <w:t>The application integrates with the company's ERP system and is used daily by five technicians to manage thousands of contracts.</w:t>
       </w:r>
     </w:p>
     <w:p>
@@ -2529,7 +2546,7 @@
           <w:color w:val="333333"/>
           <w:sz w:val="18"/>
         </w:rPr>
-        <w:t>Supinfo is a three year engineering school, resulting in a European Master in Computer Science.</w:t>
+        <w:t>Supinfo is a three-year engineering school leading to a European Master's degree in Computer Science.</w:t>
       </w:r>
       <w:r>
         <w:br/>
@@ -2540,7 +2557,7 @@
           <w:color w:val="333333"/>
           <w:sz w:val="18"/>
         </w:rPr>
-        <w:t>I spent the last year in Oxford Brookes University, in the Msc in Computer Science section.</w:t>
+        <w:t>I spent the final year at Oxford Brookes University in the MSc Computer Science programme.</w:t>
       </w:r>
     </w:p>
     <w:p>
@@ -2588,7 +2605,7 @@
           <w:color w:val="333333"/>
           <w:sz w:val="18"/>
         </w:rPr>
-        <w:t>Math sup/Math Spé is preparing French students for the Grandes Ecoles (mainly in physics and mathematics).</w:t>
+        <w:t>Math Sup / Math Spe prepares French students for the Grandes Ecoles, primarily in physics and mathematics.</w:t>
       </w:r>
     </w:p>
     <w:p>
@@ -2636,7 +2653,7 @@
           <w:color w:val="333333"/>
           <w:sz w:val="18"/>
         </w:rPr>
-        <w:t>BAC STI at Passy-Buzenval, in Rueil Malmaison.</w:t>
+        <w:t>Completed a BAC STI at Passy-Buzenval in Rueil-Malmaison.</w:t>
       </w:r>
     </w:p>
     <w:p>
@@ -2763,6 +2780,81 @@
                 <w:sz w:val="17"/>
               </w:rPr>
               <w:t>Related Technologies</w:t>
+            </w:r>
+          </w:p>
+        </w:tc>
+      </w:tr>
+      <w:tr>
+        <w:tc>
+          <w:tcPr>
+            <w:tcW w:type="dxa" w:w="2493"/>
+            <w:tcBorders>
+              <w:bottom w:val="single" w:sz="2" w:space="0" w:color="E0E0E0"/>
+            </w:tcBorders>
+          </w:tcPr>
+          <w:p>
+            <w:r>
+              <w:rPr>
+                <w:rFonts w:ascii="Helvetica Neue" w:hAnsi="Helvetica Neue"/>
+                <w:b/>
+                <w:color w:val="1A1A2E"/>
+                <w:sz w:val="18"/>
+              </w:rPr>
+              <w:t>React</w:t>
+            </w:r>
+          </w:p>
+        </w:tc>
+        <w:tc>
+          <w:tcPr>
+            <w:tcW w:type="dxa" w:w="2493"/>
+            <w:tcBorders>
+              <w:bottom w:val="single" w:sz="2" w:space="0" w:color="E0E0E0"/>
+            </w:tcBorders>
+          </w:tcPr>
+          <w:p>
+            <w:r>
+              <w:rPr>
+                <w:rFonts w:ascii="Helvetica Neue" w:hAnsi="Helvetica Neue"/>
+                <w:color w:val="333333"/>
+                <w:sz w:val="18"/>
+              </w:rPr>
+              <w:t>Expert</w:t>
+            </w:r>
+          </w:p>
+        </w:tc>
+        <w:tc>
+          <w:tcPr>
+            <w:tcW w:type="dxa" w:w="2493"/>
+            <w:tcBorders>
+              <w:bottom w:val="single" w:sz="2" w:space="0" w:color="E0E0E0"/>
+            </w:tcBorders>
+          </w:tcPr>
+          <w:p>
+            <w:r>
+              <w:rPr>
+                <w:rFonts w:ascii="Helvetica Neue" w:hAnsi="Helvetica Neue"/>
+                <w:color w:val="333333"/>
+                <w:sz w:val="18"/>
+              </w:rPr>
+              <w:t>11 years</w:t>
+            </w:r>
+          </w:p>
+        </w:tc>
+        <w:tc>
+          <w:tcPr>
+            <w:tcW w:type="dxa" w:w="2493"/>
+            <w:tcBorders>
+              <w:bottom w:val="single" w:sz="2" w:space="0" w:color="E0E0E0"/>
+            </w:tcBorders>
+          </w:tcPr>
+          <w:p>
+            <w:r>
+              <w:rPr>
+                <w:rFonts w:ascii="Helvetica Neue" w:hAnsi="Helvetica Neue"/>
+                <w:color w:val="777777"/>
+                <w:sz w:val="17"/>
+              </w:rPr>
+              <w:t>TanStack Query, Socket.IO, Vite, Vitest, Hooks, Recoil</w:t>
             </w:r>
           </w:p>
         </w:tc>
@@ -2933,81 +3025,6 @@
                 <w:color w:val="1A1A2E"/>
                 <w:sz w:val="18"/>
               </w:rPr>
-              <w:t>React</w:t>
-            </w:r>
-          </w:p>
-        </w:tc>
-        <w:tc>
-          <w:tcPr>
-            <w:tcW w:type="dxa" w:w="2493"/>
-            <w:tcBorders>
-              <w:bottom w:val="single" w:sz="2" w:space="0" w:color="E0E0E0"/>
-            </w:tcBorders>
-          </w:tcPr>
-          <w:p>
-            <w:r>
-              <w:rPr>
-                <w:rFonts w:ascii="Helvetica Neue" w:hAnsi="Helvetica Neue"/>
-                <w:color w:val="333333"/>
-                <w:sz w:val="18"/>
-              </w:rPr>
-              <w:t>Expert</w:t>
-            </w:r>
-          </w:p>
-        </w:tc>
-        <w:tc>
-          <w:tcPr>
-            <w:tcW w:type="dxa" w:w="2493"/>
-            <w:tcBorders>
-              <w:bottom w:val="single" w:sz="2" w:space="0" w:color="E0E0E0"/>
-            </w:tcBorders>
-          </w:tcPr>
-          <w:p>
-            <w:r>
-              <w:rPr>
-                <w:rFonts w:ascii="Helvetica Neue" w:hAnsi="Helvetica Neue"/>
-                <w:color w:val="333333"/>
-                <w:sz w:val="18"/>
-              </w:rPr>
-              <w:t>11 years</w:t>
-            </w:r>
-          </w:p>
-        </w:tc>
-        <w:tc>
-          <w:tcPr>
-            <w:tcW w:type="dxa" w:w="2493"/>
-            <w:tcBorders>
-              <w:bottom w:val="single" w:sz="2" w:space="0" w:color="E0E0E0"/>
-            </w:tcBorders>
-          </w:tcPr>
-          <w:p>
-            <w:r>
-              <w:rPr>
-                <w:rFonts w:ascii="Helvetica Neue" w:hAnsi="Helvetica Neue"/>
-                <w:color w:val="777777"/>
-                <w:sz w:val="17"/>
-              </w:rPr>
-              <w:t>TanStack Query, Socket.IO, Vite, Vitest, Hooks, Recoil</w:t>
-            </w:r>
-          </w:p>
-        </w:tc>
-      </w:tr>
-      <w:tr>
-        <w:tc>
-          <w:tcPr>
-            <w:tcW w:type="dxa" w:w="2493"/>
-            <w:tcBorders>
-              <w:bottom w:val="single" w:sz="2" w:space="0" w:color="E0E0E0"/>
-            </w:tcBorders>
-          </w:tcPr>
-          <w:p>
-            <w:r>
-              <w:rPr>
-                <w:rFonts w:ascii="Helvetica Neue" w:hAnsi="Helvetica Neue"/>
-                <w:b/>
-                <w:color w:val="1A1A2E"/>
-                <w:sz w:val="18"/>
-              </w:rPr>
               <w:t>HTML &amp; CSS</w:t>
             </w:r>
           </w:p>
@@ -3083,7 +3100,7 @@
                 <w:color w:val="1A1A2E"/>
                 <w:sz w:val="18"/>
               </w:rPr>
-              <w:t>Node / Bun</w:t>
+              <w:t>Node.js / Bun</w:t>
             </w:r>
           </w:p>
         </w:tc>
@@ -3119,7 +3136,7 @@
                 <w:color w:val="333333"/>
                 <w:sz w:val="18"/>
               </w:rPr>
-              <w:t>10 years</w:t>
+              <w:t>11 years</w:t>
             </w:r>
           </w:p>
         </w:tc>

--- a/public/downloads/Antoine_Jaussoin_CV.docx
+++ b/public/downloads/Antoine_Jaussoin_CV.docx
@@ -57,7 +57,7 @@
           <w:color w:val="333333"/>
           <w:sz w:val="17"/>
         </w:rPr>
-        <w:t>antoine@jaussoin.com</w:t>
+        <w:t>work@jaussoin.com</w:t>
       </w:r>
       <w:r>
         <w:rPr>
